--- a/Dataset/generated_documents/maintenance/MNT_EVT-075.docx
+++ b/Dataset/generated_documents/maintenance/MNT_EVT-075.docx
@@ -37,7 +37,7 @@
           <w:b/>
           <w:sz w:val="32"/>
         </w:rPr>
-        <w:t>Corrective Maintenance Report</w:t>
+        <w:t>Equipment Repair Report</w:t>
       </w:r>
     </w:p>
     <w:p/>
@@ -77,7 +77,7 @@
           </w:tcPr>
           <w:p>
             <w:r>
-              <w:t>6025042F</w:t>
+              <w:t>EBC713BA</w:t>
             </w:r>
           </w:p>
         </w:tc>
@@ -209,7 +209,7 @@
           </w:tcPr>
           <w:p>
             <w:r>
-              <w:t>14-Jul-2026 20:10</w:t>
+              <w:t>15-Jul-2026 13:05</w:t>
             </w:r>
           </w:p>
         </w:tc>
@@ -619,11 +619,13 @@
     <w:p>
       <w:r>
         <w:br/>
-        <w:t>During routine plant operation, equipment</w:t>
+        <w:t>Equipment ID:</w:t>
         <w:br/>
-        <w:t>V-101 (Relief Valve)</w:t>
         <w:br/>
-        <w:t>experienced the following issue:</w:t>
+        <w:t>V-101</w:t>
+        <w:br/>
+        <w:br/>
+        <w:t>Failure Report:</w:t>
         <w:br/>
         <w:br/>
         <w:t>Routine inspection</w:t>
@@ -641,22 +643,13 @@
     <w:p>
       <w:r>
         <w:br/>
-        <w:t>Inspection confirmed:</w:t>
+        <w:t>Inspection identified:</w:t>
         <w:br/>
         <w:br/>
-        <w:t>Failure Category :</w:t>
+        <w:t>Failure Category:</w:t>
+        <w:br/>
         <w:br/>
         <w:t>Instrumentation</w:t>
-        <w:br/>
-        <w:br/>
-        <w:t>Severity :</w:t>
-        <w:br/>
-        <w:t>High</w:t>
-        <w:br/>
-        <w:br/>
-        <w:t>Priority :</w:t>
-        <w:br/>
-        <w:t>Medium</w:t>
         <w:br/>
       </w:r>
     </w:p>
@@ -671,16 +664,13 @@
     <w:p>
       <w:r>
         <w:br/>
-        <w:t>Maintenance team performed:</w:t>
+        <w:t>Repair completed.</w:t>
+        <w:br/>
+        <w:br/>
+        <w:t>Action performed:</w:t>
         <w:br/>
         <w:br/>
         <w:t>Passed</w:t>
-        <w:br/>
-        <w:br/>
-        <w:t>Equipment was tested after maintenance.</w:t>
-        <w:br/>
-        <w:br/>
-        <w:t>Performance restored successfully.</w:t>
         <w:br/>
       </w:r>
     </w:p>
@@ -707,7 +697,7 @@
     </w:p>
     <w:p>
       <w:r>
-        <w:t>Recommend vibration monitoring during next inspection.</w:t>
+        <w:t>Equipment restored to normal operating condition.</w:t>
       </w:r>
     </w:p>
     <w:p>
@@ -720,7 +710,7 @@
     </w:p>
     <w:p>
       <w:r>
-        <w:t>All PPE requirements were complied with.</w:t>
+        <w:t>Permit To Work (PTW) was verified before maintenance.</w:t>
       </w:r>
     </w:p>
     <w:p>
@@ -733,7 +723,7 @@
     </w:p>
     <w:p>
       <w:r>
-        <w:t>Laser Alignment Kit</w:t>
+        <w:t>Digital Multimeter</w:t>
       </w:r>
     </w:p>
     <w:p>
@@ -1238,7 +1228,7 @@
     </w:p>
     <w:p>
       <w:r>
-        <w:t>☑ Lock Out / Tag Out (LOTO) Followed</w:t>
+        <w:t>☐ Lock Out / Tag Out (LOTO) Followed — Pending</w:t>
       </w:r>
     </w:p>
     <w:p>
@@ -1282,7 +1272,7 @@
     </w:p>
     <w:p>
       <w:r>
-        <w:t>Increase preventive maintenance frequency.</w:t>
+        <w:t>Continue weekly inspection.</w:t>
       </w:r>
     </w:p>
     <w:p/>
